--- a/resources/templates/modelo_vistoria_previa.docx
+++ b/resources/templates/modelo_vistoria_previa.docx
@@ -589,7 +589,6 @@
               <w:t>tipo_residencial</w:t>
             </w:r>
             <w:proofErr w:type="spellEnd"/>
-            <w:proofErr w:type="gramStart"/>
             <w:r>
               <w:rPr>
                 <w:rFonts w:ascii="Calibri" w:eastAsia="Calibri" w:hAnsi="Calibri" w:cs="Calibri"/>
@@ -600,9 +599,9 @@
                 <w:sz w:val="26"/>
                 <w:szCs w:val="26"/>
               </w:rPr>
-              <w:t>} Residencial</w:t>
-            </w:r>
-            <w:proofErr w:type="gramEnd"/>
+              <w:t>} Residencial {</w:t>
+            </w:r>
+            <w:proofErr w:type="spellStart"/>
             <w:r>
               <w:rPr>
                 <w:rFonts w:ascii="Calibri" w:eastAsia="Calibri" w:hAnsi="Calibri" w:cs="Calibri"/>
@@ -613,9 +612,9 @@
                 <w:sz w:val="26"/>
                 <w:szCs w:val="26"/>
               </w:rPr>
-              <w:t xml:space="preserve"> {</w:t>
-            </w:r>
-            <w:proofErr w:type="spellStart"/>
+              <w:t>tipo_comercial</w:t>
+            </w:r>
+            <w:proofErr w:type="spellEnd"/>
             <w:r>
               <w:rPr>
                 <w:rFonts w:ascii="Calibri" w:eastAsia="Calibri" w:hAnsi="Calibri" w:cs="Calibri"/>
@@ -626,10 +625,9 @@
                 <w:sz w:val="26"/>
                 <w:szCs w:val="26"/>
               </w:rPr>
-              <w:t>tipo_comercial</w:t>
-            </w:r>
-            <w:proofErr w:type="spellEnd"/>
-            <w:proofErr w:type="gramStart"/>
+              <w:t>} Comercial {</w:t>
+            </w:r>
+            <w:proofErr w:type="spellStart"/>
             <w:r>
               <w:rPr>
                 <w:rFonts w:ascii="Calibri" w:eastAsia="Calibri" w:hAnsi="Calibri" w:cs="Calibri"/>
@@ -640,9 +638,9 @@
                 <w:sz w:val="26"/>
                 <w:szCs w:val="26"/>
               </w:rPr>
-              <w:t>} Comercial</w:t>
-            </w:r>
-            <w:proofErr w:type="gramEnd"/>
+              <w:t>tipo_misto</w:t>
+            </w:r>
+            <w:proofErr w:type="spellEnd"/>
             <w:r>
               <w:rPr>
                 <w:rFonts w:ascii="Calibri" w:eastAsia="Calibri" w:hAnsi="Calibri" w:cs="Calibri"/>
@@ -653,36 +651,8 @@
                 <w:sz w:val="26"/>
                 <w:szCs w:val="26"/>
               </w:rPr>
-              <w:t xml:space="preserve"> {</w:t>
-            </w:r>
-            <w:proofErr w:type="spellStart"/>
-            <w:r>
-              <w:rPr>
-                <w:rFonts w:ascii="Calibri" w:eastAsia="Calibri" w:hAnsi="Calibri" w:cs="Calibri"/>
-                <w:b/>
-                <w:bCs/>
-                <w:i/>
-                <w:iCs/>
-                <w:sz w:val="26"/>
-                <w:szCs w:val="26"/>
-              </w:rPr>
-              <w:t>tipo_misto</w:t>
-            </w:r>
-            <w:proofErr w:type="spellEnd"/>
-            <w:proofErr w:type="gramStart"/>
-            <w:r>
-              <w:rPr>
-                <w:rFonts w:ascii="Calibri" w:eastAsia="Calibri" w:hAnsi="Calibri" w:cs="Calibri"/>
-                <w:b/>
-                <w:bCs/>
-                <w:i/>
-                <w:iCs/>
-                <w:sz w:val="26"/>
-                <w:szCs w:val="26"/>
-              </w:rPr>
               <w:t>} Misto</w:t>
             </w:r>
-            <w:proofErr w:type="gramEnd"/>
           </w:p>
         </w:tc>
       </w:tr>
@@ -2144,17 +2114,9 @@
               <w:rPr>
                 <w:rFonts w:ascii="Calibri" w:eastAsia="Calibri" w:hAnsi="Calibri" w:cs="Calibri"/>
               </w:rPr>
-              <w:t>bi_ext_</w:t>
-            </w:r>
-            <w:proofErr w:type="gramStart"/>
-            <w:r>
-              <w:rPr>
-                <w:rFonts w:ascii="Calibri" w:eastAsia="Calibri" w:hAnsi="Calibri" w:cs="Calibri"/>
-              </w:rPr>
-              <w:t>agua</w:t>
-            </w:r>
-            <w:proofErr w:type="spellEnd"/>
-            <w:proofErr w:type="gramEnd"/>
+              <w:t>bi_ext_agua</w:t>
+            </w:r>
+            <w:proofErr w:type="spellEnd"/>
             <w:r>
               <w:rPr>
                 <w:rFonts w:ascii="Calibri" w:eastAsia="Calibri" w:hAnsi="Calibri" w:cs="Calibri"/>
@@ -2472,6 +2434,7 @@
         <w:tc>
           <w:tcPr>
             <w:tcW w:w="0" w:type="auto"/>
+            <w:gridSpan w:val="2"/>
             <w:tcMar>
               <w:top w:w="120" w:type="dxa"/>
               <w:left w:w="180" w:type="dxa"/>
@@ -2499,30 +2462,14 @@
               </w:rPr>
               <w:t>NOTA:</w:t>
             </w:r>
-          </w:p>
-        </w:tc>
-        <w:tc>
-          <w:tcPr>
-            <w:tcW w:w="0" w:type="auto"/>
-            <w:tcMar>
-              <w:top w:w="120" w:type="dxa"/>
-              <w:left w:w="180" w:type="dxa"/>
-              <w:bottom w:w="120" w:type="dxa"/>
-              <w:right w:w="180" w:type="dxa"/>
-            </w:tcMar>
-            <w:vAlign w:val="center"/>
-            <w:hideMark/>
-          </w:tcPr>
-          <w:p>
-            <w:pPr>
-              <w:pStyle w:val="CorpoA"/>
-              <w:widowControl w:val="0"/>
-              <w:spacing w:after="200"/>
-              <w:ind w:left="108" w:hanging="108"/>
-              <w:rPr>
-                <w:rFonts w:ascii="Calibri" w:eastAsia="Calibri" w:hAnsi="Calibri" w:cs="Calibri"/>
-              </w:rPr>
-            </w:pPr>
+            <w:r>
+              <w:rPr>
+                <w:rFonts w:ascii="Calibri" w:eastAsia="Calibri" w:hAnsi="Calibri" w:cs="Calibri"/>
+                <w:b/>
+                <w:bCs/>
+              </w:rPr>
+              <w:t xml:space="preserve"> </w:t>
+            </w:r>
             <w:r>
               <w:rPr>
                 <w:rFonts w:ascii="Calibri" w:eastAsia="Calibri" w:hAnsi="Calibri" w:cs="Calibri"/>
@@ -2953,17 +2900,9 @@
               <w:rPr>
                 <w:rFonts w:ascii="Calibri" w:hAnsi="Calibri"/>
               </w:rPr>
-              <w:t>cm_ext_</w:t>
-            </w:r>
-            <w:proofErr w:type="gramStart"/>
-            <w:r>
-              <w:rPr>
-                <w:rFonts w:ascii="Calibri" w:hAnsi="Calibri"/>
-              </w:rPr>
-              <w:t>agua</w:t>
-            </w:r>
-            <w:proofErr w:type="spellEnd"/>
-            <w:proofErr w:type="gramEnd"/>
+              <w:t>cm_ext_agua</w:t>
+            </w:r>
+            <w:proofErr w:type="spellEnd"/>
             <w:r>
               <w:rPr>
                 <w:rFonts w:ascii="Calibri" w:hAnsi="Calibri"/>
@@ -3795,6 +3734,7 @@
         <w:tc>
           <w:tcPr>
             <w:tcW w:w="0" w:type="auto"/>
+            <w:gridSpan w:val="2"/>
             <w:tcMar>
               <w:top w:w="120" w:type="dxa"/>
               <w:left w:w="180" w:type="dxa"/>
@@ -3820,28 +3760,14 @@
               </w:rPr>
               <w:t>NOTA:</w:t>
             </w:r>
-          </w:p>
-        </w:tc>
-        <w:tc>
-          <w:tcPr>
-            <w:tcW w:w="0" w:type="auto"/>
-            <w:tcMar>
-              <w:top w:w="120" w:type="dxa"/>
-              <w:left w:w="180" w:type="dxa"/>
-              <w:bottom w:w="120" w:type="dxa"/>
-              <w:right w:w="180" w:type="dxa"/>
-            </w:tcMar>
-            <w:vAlign w:val="center"/>
-            <w:hideMark/>
-          </w:tcPr>
-          <w:p>
-            <w:pPr>
-              <w:pStyle w:val="CorpoA"/>
-              <w:spacing w:before="240" w:after="240"/>
-              <w:rPr>
-                <w:rFonts w:ascii="Calibri" w:hAnsi="Calibri"/>
-              </w:rPr>
-            </w:pPr>
+            <w:r>
+              <w:rPr>
+                <w:rFonts w:ascii="Calibri" w:hAnsi="Calibri"/>
+                <w:b/>
+                <w:bCs/>
+              </w:rPr>
+              <w:t xml:space="preserve"> </w:t>
+            </w:r>
             <w:r>
               <w:rPr>
                 <w:rFonts w:ascii="Calibri" w:hAnsi="Calibri"/>
@@ -4418,7 +4344,19 @@
               <w:rPr>
                 <w:rFonts w:ascii="Calibri" w:eastAsia="Calibri" w:hAnsi="Calibri" w:cs="Calibri"/>
               </w:rPr>
-              <w:t>} NE {</w:t>
+              <w:t>}</w:t>
+            </w:r>
+            <w:r>
+              <w:rPr>
+                <w:rFonts w:ascii="Calibri" w:eastAsia="Calibri" w:hAnsi="Calibri" w:cs="Calibri"/>
+              </w:rPr>
+              <w:t xml:space="preserve"> Reta</w:t>
+            </w:r>
+            <w:r>
+              <w:rPr>
+                <w:rFonts w:ascii="Calibri" w:eastAsia="Calibri" w:hAnsi="Calibri" w:cs="Calibri"/>
+              </w:rPr>
+              <w:t xml:space="preserve"> {</w:t>
             </w:r>
             <w:proofErr w:type="spellStart"/>
             <w:r>
@@ -4432,21 +4370,19 @@
               <w:rPr>
                 <w:rFonts w:ascii="Calibri" w:eastAsia="Calibri" w:hAnsi="Calibri" w:cs="Calibri"/>
               </w:rPr>
-              <w:t>} EP {</w:t>
-            </w:r>
-            <w:proofErr w:type="spellStart"/>
-            <w:r>
-              <w:rPr>
-                <w:rFonts w:ascii="Calibri" w:eastAsia="Calibri" w:hAnsi="Calibri" w:cs="Calibri"/>
-              </w:rPr>
-              <w:t>ae_tipo_pf</w:t>
-            </w:r>
-            <w:proofErr w:type="spellEnd"/>
-            <w:r>
-              <w:rPr>
-                <w:rFonts w:ascii="Calibri" w:eastAsia="Calibri" w:hAnsi="Calibri" w:cs="Calibri"/>
-              </w:rPr>
-              <w:t>} PF</w:t>
+              <w:t xml:space="preserve">} </w:t>
+            </w:r>
+            <w:r>
+              <w:rPr>
+                <w:rFonts w:ascii="Calibri" w:eastAsia="Calibri" w:hAnsi="Calibri" w:cs="Calibri"/>
+              </w:rPr>
+              <w:t>Leque</w:t>
+            </w:r>
+            <w:r>
+              <w:rPr>
+                <w:rFonts w:ascii="Calibri" w:eastAsia="Calibri" w:hAnsi="Calibri" w:cs="Calibri"/>
+              </w:rPr>
+              <w:t xml:space="preserve"> </w:t>
             </w:r>
           </w:p>
         </w:tc>
@@ -5363,6 +5299,7 @@
         <w:tc>
           <w:tcPr>
             <w:tcW w:w="0" w:type="auto"/>
+            <w:gridSpan w:val="2"/>
             <w:tcMar>
               <w:top w:w="120" w:type="dxa"/>
               <w:left w:w="180" w:type="dxa"/>
@@ -5378,6 +5315,7 @@
               <w:spacing w:before="240" w:after="240"/>
               <w:rPr>
                 <w:rFonts w:ascii="Calibri" w:eastAsia="Calibri" w:hAnsi="Calibri" w:cs="Calibri"/>
+                <w:u w:val="single"/>
               </w:rPr>
             </w:pPr>
             <w:r>
@@ -5388,28 +5326,14 @@
               </w:rPr>
               <w:t>NOTA:</w:t>
             </w:r>
-          </w:p>
-        </w:tc>
-        <w:tc>
-          <w:tcPr>
-            <w:tcW w:w="0" w:type="auto"/>
-            <w:tcMar>
-              <w:top w:w="120" w:type="dxa"/>
-              <w:left w:w="180" w:type="dxa"/>
-              <w:bottom w:w="120" w:type="dxa"/>
-              <w:right w:w="180" w:type="dxa"/>
-            </w:tcMar>
-            <w:vAlign w:val="center"/>
-            <w:hideMark/>
-          </w:tcPr>
-          <w:p>
-            <w:pPr>
-              <w:pStyle w:val="CorpoA"/>
-              <w:spacing w:before="240" w:after="240"/>
-              <w:rPr>
-                <w:rFonts w:ascii="Calibri" w:eastAsia="Calibri" w:hAnsi="Calibri" w:cs="Calibri"/>
-              </w:rPr>
-            </w:pPr>
+            <w:r>
+              <w:rPr>
+                <w:rFonts w:ascii="Calibri" w:eastAsia="Calibri" w:hAnsi="Calibri" w:cs="Calibri"/>
+                <w:b/>
+                <w:bCs/>
+              </w:rPr>
+              <w:t xml:space="preserve"> </w:t>
+            </w:r>
             <w:r>
               <w:rPr>
                 <w:rFonts w:ascii="Calibri" w:eastAsia="Calibri" w:hAnsi="Calibri" w:cs="Calibri"/>
@@ -5777,7 +5701,8 @@
         </w:trPr>
         <w:tc>
           <w:tcPr>
-            <w:tcW w:w="0" w:type="auto"/>
+            <w:tcW w:w="8407" w:type="dxa"/>
+            <w:gridSpan w:val="2"/>
             <w:tcMar>
               <w:top w:w="120" w:type="dxa"/>
               <w:left w:w="180" w:type="dxa"/>
@@ -5803,28 +5728,14 @@
               </w:rPr>
               <w:t>NOTA:</w:t>
             </w:r>
-          </w:p>
-        </w:tc>
-        <w:tc>
-          <w:tcPr>
-            <w:tcW w:w="6684" w:type="dxa"/>
-            <w:tcMar>
-              <w:top w:w="120" w:type="dxa"/>
-              <w:left w:w="180" w:type="dxa"/>
-              <w:bottom w:w="120" w:type="dxa"/>
-              <w:right w:w="180" w:type="dxa"/>
-            </w:tcMar>
-            <w:vAlign w:val="center"/>
-            <w:hideMark/>
-          </w:tcPr>
-          <w:p>
-            <w:pPr>
-              <w:pStyle w:val="CorpoA"/>
-              <w:spacing w:after="200"/>
-              <w:rPr>
-                <w:rFonts w:ascii="Calibri" w:eastAsia="Calibri" w:hAnsi="Calibri" w:cs="Calibri"/>
-              </w:rPr>
-            </w:pPr>
+            <w:r>
+              <w:rPr>
+                <w:rFonts w:ascii="Calibri" w:eastAsia="Calibri" w:hAnsi="Calibri" w:cs="Calibri"/>
+                <w:b/>
+                <w:bCs/>
+              </w:rPr>
+              <w:t xml:space="preserve"> </w:t>
+            </w:r>
             <w:r>
               <w:rPr>
                 <w:rFonts w:ascii="Calibri" w:eastAsia="Calibri" w:hAnsi="Calibri" w:cs="Calibri"/>
@@ -6588,6 +6499,7 @@
         <w:tc>
           <w:tcPr>
             <w:tcW w:w="0" w:type="auto"/>
+            <w:gridSpan w:val="2"/>
             <w:tcMar>
               <w:top w:w="120" w:type="dxa"/>
               <w:left w:w="180" w:type="dxa"/>
@@ -6613,28 +6525,14 @@
               </w:rPr>
               <w:t>NOTA:</w:t>
             </w:r>
-          </w:p>
-        </w:tc>
-        <w:tc>
-          <w:tcPr>
-            <w:tcW w:w="0" w:type="auto"/>
-            <w:tcMar>
-              <w:top w:w="120" w:type="dxa"/>
-              <w:left w:w="180" w:type="dxa"/>
-              <w:bottom w:w="120" w:type="dxa"/>
-              <w:right w:w="180" w:type="dxa"/>
-            </w:tcMar>
-            <w:vAlign w:val="center"/>
-            <w:hideMark/>
-          </w:tcPr>
-          <w:p>
-            <w:pPr>
-              <w:pStyle w:val="CorpoA"/>
-              <w:spacing w:before="240" w:after="240"/>
-              <w:rPr>
-                <w:rFonts w:ascii="Calibri" w:eastAsia="Calibri" w:hAnsi="Calibri" w:cs="Calibri"/>
-              </w:rPr>
-            </w:pPr>
+            <w:r>
+              <w:rPr>
+                <w:rFonts w:ascii="Calibri" w:eastAsia="Calibri" w:hAnsi="Calibri" w:cs="Calibri"/>
+                <w:b/>
+                <w:bCs/>
+              </w:rPr>
+              <w:t xml:space="preserve"> </w:t>
+            </w:r>
             <w:r>
               <w:rPr>
                 <w:rFonts w:ascii="Calibri" w:eastAsia="Calibri" w:hAnsi="Calibri" w:cs="Calibri"/>
@@ -7326,6 +7224,7 @@
         <w:tc>
           <w:tcPr>
             <w:tcW w:w="0" w:type="auto"/>
+            <w:gridSpan w:val="2"/>
             <w:tcMar>
               <w:top w:w="120" w:type="dxa"/>
               <w:left w:w="180" w:type="dxa"/>
@@ -7351,28 +7250,14 @@
               </w:rPr>
               <w:t>NOTA:</w:t>
             </w:r>
-          </w:p>
-        </w:tc>
-        <w:tc>
-          <w:tcPr>
-            <w:tcW w:w="0" w:type="auto"/>
-            <w:tcMar>
-              <w:top w:w="120" w:type="dxa"/>
-              <w:left w:w="180" w:type="dxa"/>
-              <w:bottom w:w="120" w:type="dxa"/>
-              <w:right w:w="180" w:type="dxa"/>
-            </w:tcMar>
-            <w:vAlign w:val="center"/>
-            <w:hideMark/>
-          </w:tcPr>
-          <w:p>
-            <w:pPr>
-              <w:pStyle w:val="CorpoA"/>
-              <w:spacing w:before="240" w:after="240"/>
-              <w:rPr>
-                <w:rFonts w:ascii="Calibri" w:eastAsia="Calibri" w:hAnsi="Calibri" w:cs="Calibri"/>
-              </w:rPr>
-            </w:pPr>
+            <w:r>
+              <w:rPr>
+                <w:rFonts w:ascii="Calibri" w:eastAsia="Calibri" w:hAnsi="Calibri" w:cs="Calibri"/>
+                <w:b/>
+                <w:bCs/>
+              </w:rPr>
+              <w:t xml:space="preserve"> </w:t>
+            </w:r>
             <w:r>
               <w:rPr>
                 <w:rFonts w:ascii="Calibri" w:eastAsia="Calibri" w:hAnsi="Calibri" w:cs="Calibri"/>
@@ -7575,7 +7460,7 @@
               <w:rPr>
                 <w:rFonts w:ascii="Calibri" w:eastAsia="Calibri" w:hAnsi="Calibri" w:cs="Calibri"/>
               </w:rPr>
-              <w:t>{hid_tipo_1} T1 {hid_tipo_2} T2 {hid_tipo_3} T3</w:t>
+              <w:t xml:space="preserve">{hid_tipo_1} T1 {hid_tipo_2} T2 </w:t>
             </w:r>
           </w:p>
         </w:tc>
@@ -7735,19 +7620,11 @@
               <w:t>hid_esg_reg</w:t>
             </w:r>
             <w:proofErr w:type="spellEnd"/>
-            <w:proofErr w:type="gramStart"/>
-            <w:r>
-              <w:rPr>
-                <w:rFonts w:ascii="Calibri" w:eastAsia="Calibri" w:hAnsi="Calibri" w:cs="Calibri"/>
-              </w:rPr>
-              <w:t>} Regulável</w:t>
-            </w:r>
-            <w:proofErr w:type="gramEnd"/>
-            <w:r>
-              <w:rPr>
-                <w:rFonts w:ascii="Calibri" w:eastAsia="Calibri" w:hAnsi="Calibri" w:cs="Calibri"/>
-              </w:rPr>
-              <w:t xml:space="preserve"> {</w:t>
+            <w:r>
+              <w:rPr>
+                <w:rFonts w:ascii="Calibri" w:eastAsia="Calibri" w:hAnsi="Calibri" w:cs="Calibri"/>
+              </w:rPr>
+              <w:t>} Regulável {</w:t>
             </w:r>
             <w:proofErr w:type="spellStart"/>
             <w:r>
@@ -7761,7 +7638,13 @@
               <w:rPr>
                 <w:rFonts w:ascii="Calibri" w:eastAsia="Calibri" w:hAnsi="Calibri" w:cs="Calibri"/>
               </w:rPr>
-              <w:t>} Jato Sólido</w:t>
+              <w:t xml:space="preserve">} </w:t>
+            </w:r>
+            <w:r>
+              <w:rPr>
+                <w:rFonts w:ascii="Calibri" w:eastAsia="Calibri" w:hAnsi="Calibri" w:cs="Calibri"/>
+              </w:rPr>
+              <w:t>Agulheta</w:t>
             </w:r>
           </w:p>
         </w:tc>
@@ -8039,7 +7922,8 @@
         </w:trPr>
         <w:tc>
           <w:tcPr>
-            <w:tcW w:w="0" w:type="auto"/>
+            <w:tcW w:w="8691" w:type="dxa"/>
+            <w:gridSpan w:val="2"/>
             <w:tcMar>
               <w:top w:w="120" w:type="dxa"/>
               <w:left w:w="180" w:type="dxa"/>
@@ -8066,28 +7950,14 @@
               <w:lastRenderedPageBreak/>
               <w:t>NOTA:</w:t>
             </w:r>
-          </w:p>
-        </w:tc>
-        <w:tc>
-          <w:tcPr>
-            <w:tcW w:w="6743" w:type="dxa"/>
-            <w:tcMar>
-              <w:top w:w="120" w:type="dxa"/>
-              <w:left w:w="180" w:type="dxa"/>
-              <w:bottom w:w="120" w:type="dxa"/>
-              <w:right w:w="180" w:type="dxa"/>
-            </w:tcMar>
-            <w:vAlign w:val="center"/>
-            <w:hideMark/>
-          </w:tcPr>
-          <w:p>
-            <w:pPr>
-              <w:pStyle w:val="CorpoA"/>
-              <w:spacing w:before="240" w:after="240"/>
-              <w:rPr>
-                <w:rFonts w:ascii="Calibri" w:eastAsia="Calibri" w:hAnsi="Calibri" w:cs="Calibri"/>
-              </w:rPr>
-            </w:pPr>
+            <w:r>
+              <w:rPr>
+                <w:rFonts w:ascii="Calibri" w:eastAsia="Calibri" w:hAnsi="Calibri" w:cs="Calibri"/>
+                <w:b/>
+                <w:bCs/>
+              </w:rPr>
+              <w:t xml:space="preserve"> </w:t>
+            </w:r>
             <w:r>
               <w:rPr>
                 <w:rFonts w:ascii="Calibri" w:eastAsia="Calibri" w:hAnsi="Calibri" w:cs="Calibri"/>
@@ -8550,7 +8420,8 @@
         </w:trPr>
         <w:tc>
           <w:tcPr>
-            <w:tcW w:w="0" w:type="auto"/>
+            <w:tcW w:w="8407" w:type="dxa"/>
+            <w:gridSpan w:val="2"/>
             <w:tcMar>
               <w:top w:w="120" w:type="dxa"/>
               <w:left w:w="180" w:type="dxa"/>
@@ -8576,28 +8447,14 @@
               </w:rPr>
               <w:t>NOTA:</w:t>
             </w:r>
-          </w:p>
-        </w:tc>
-        <w:tc>
-          <w:tcPr>
-            <w:tcW w:w="6288" w:type="dxa"/>
-            <w:tcMar>
-              <w:top w:w="120" w:type="dxa"/>
-              <w:left w:w="180" w:type="dxa"/>
-              <w:bottom w:w="120" w:type="dxa"/>
-              <w:right w:w="180" w:type="dxa"/>
-            </w:tcMar>
-            <w:vAlign w:val="center"/>
-            <w:hideMark/>
-          </w:tcPr>
-          <w:p>
-            <w:pPr>
-              <w:pStyle w:val="CorpoA"/>
-              <w:spacing w:after="200"/>
-              <w:rPr>
-                <w:rFonts w:ascii="Calibri" w:eastAsia="Calibri" w:hAnsi="Calibri" w:cs="Calibri"/>
-              </w:rPr>
-            </w:pPr>
+            <w:r>
+              <w:rPr>
+                <w:rFonts w:ascii="Calibri" w:eastAsia="Calibri" w:hAnsi="Calibri" w:cs="Calibri"/>
+                <w:b/>
+                <w:bCs/>
+              </w:rPr>
+              <w:t xml:space="preserve"> </w:t>
+            </w:r>
             <w:r>
               <w:rPr>
                 <w:rFonts w:ascii="Calibri" w:eastAsia="Calibri" w:hAnsi="Calibri" w:cs="Calibri"/>
@@ -8671,12 +8528,6 @@
         </w:tblBorders>
         <w:shd w:val="clear" w:color="auto" w:fill="CED7E7"/>
         <w:tblLayout w:type="fixed"/>
-        <w:tblCellMar>
-          <w:top w:w="0" w:type="dxa"/>
-          <w:left w:w="0" w:type="dxa"/>
-          <w:bottom w:w="0" w:type="dxa"/>
-          <w:right w:w="0" w:type="dxa"/>
-        </w:tblCellMar>
         <w:tblLook w:val="04A0" w:firstRow="1" w:lastRow="0" w:firstColumn="1" w:lastColumn="0" w:noHBand="0" w:noVBand="1"/>
       </w:tblPr>
       <w:tblGrid>
@@ -8684,14 +8535,6 @@
         <w:gridCol w:w="5549"/>
       </w:tblGrid>
       <w:tr>
-        <w:tblPrEx>
-          <w:tblCellMar>
-            <w:top w:w="0" w:type="dxa"/>
-            <w:left w:w="0" w:type="dxa"/>
-            <w:bottom w:w="0" w:type="dxa"/>
-            <w:right w:w="0" w:type="dxa"/>
-          </w:tblCellMar>
-        </w:tblPrEx>
         <w:trPr>
           <w:trHeight w:val="231"/>
         </w:trPr>
@@ -8794,14 +8637,6 @@
         </w:tc>
       </w:tr>
       <w:tr>
-        <w:tblPrEx>
-          <w:tblCellMar>
-            <w:top w:w="0" w:type="dxa"/>
-            <w:left w:w="0" w:type="dxa"/>
-            <w:bottom w:w="0" w:type="dxa"/>
-            <w:right w:w="0" w:type="dxa"/>
-          </w:tblCellMar>
-        </w:tblPrEx>
         <w:trPr>
           <w:trHeight w:val="231"/>
         </w:trPr>
@@ -8924,37 +8759,26 @@
           </w:p>
         </w:tc>
       </w:tr>
-    </w:tbl>
-    <w:tbl>
-      <w:tblPr>
-        <w:tblStyle w:val="TableNormal"/>
-        <w:tblW w:w="9019" w:type="dxa"/>
-        <w:tblInd w:w="216" w:type="dxa"/>
-        <w:tblCellMar>
-          <w:top w:w="0" w:type="dxa"/>
-          <w:left w:w="0" w:type="dxa"/>
-          <w:bottom w:w="0" w:type="dxa"/>
-          <w:right w:w="0" w:type="dxa"/>
-        </w:tblCellMar>
-        <w:tblLook w:val="04A0" w:firstRow="1" w:lastRow="0" w:firstColumn="1" w:lastColumn="0" w:noHBand="0" w:noVBand="1"/>
-      </w:tblPr>
-      <w:tblGrid>
-        <w:gridCol w:w="3470"/>
-        <w:gridCol w:w="5549"/>
-      </w:tblGrid>
       <w:tr>
-        <w:tblPrEx>
-          <w:tblCellMar>
-            <w:top w:w="0" w:type="dxa"/>
-            <w:left w:w="0" w:type="dxa"/>
-            <w:bottom w:w="0" w:type="dxa"/>
-            <w:right w:w="0" w:type="dxa"/>
-          </w:tblCellMar>
-        </w:tblPrEx>
-        <w:tc>
-          <w:tcPr>
-            <w:tcW w:w="0" w:type="auto"/>
-            <w:hideMark/>
+        <w:trPr>
+          <w:trHeight w:val="231"/>
+        </w:trPr>
+        <w:tc>
+          <w:tcPr>
+            <w:tcW w:w="9019" w:type="dxa"/>
+            <w:gridSpan w:val="2"/>
+            <w:tcBorders>
+              <w:top w:val="nil"/>
+              <w:left w:val="nil"/>
+              <w:bottom w:val="nil"/>
+              <w:right w:val="nil"/>
+            </w:tcBorders>
+            <w:tcMar>
+              <w:top w:w="80" w:type="dxa"/>
+              <w:left w:w="80" w:type="dxa"/>
+              <w:bottom w:w="80" w:type="dxa"/>
+              <w:right w:w="80" w:type="dxa"/>
+            </w:tcMar>
           </w:tcPr>
           <w:p>
             <w:pPr>
@@ -8972,21 +8796,18 @@
               </w:rPr>
               <w:t>NOTA:</w:t>
             </w:r>
-          </w:p>
-        </w:tc>
-        <w:tc>
-          <w:tcPr>
-            <w:tcW w:w="5549" w:type="dxa"/>
-            <w:hideMark/>
-          </w:tcPr>
-          <w:p>
-            <w:pPr>
-              <w:pStyle w:val="CorpoA"/>
-              <w:spacing w:after="200"/>
-              <w:rPr>
-                <w:rFonts w:ascii="Calibri" w:eastAsia="Calibri" w:hAnsi="Calibri" w:cs="Calibri"/>
-              </w:rPr>
-            </w:pPr>
+            <w:r>
+              <w:rPr>
+                <w:rFonts w:ascii="Calibri" w:eastAsia="Calibri" w:hAnsi="Calibri" w:cs="Calibri"/>
+              </w:rPr>
+              <w:t xml:space="preserve"> </w:t>
+            </w:r>
+            <w:r>
+              <w:rPr>
+                <w:rFonts w:ascii="Calibri" w:eastAsia="Calibri" w:hAnsi="Calibri" w:cs="Calibri"/>
+              </w:rPr>
+              <w:t xml:space="preserve"> </w:t>
+            </w:r>
             <w:r>
               <w:rPr>
                 <w:rFonts w:ascii="Calibri" w:eastAsia="Calibri" w:hAnsi="Calibri" w:cs="Calibri"/>
@@ -9017,22 +8838,6 @@
         </w:tc>
       </w:tr>
     </w:tbl>
-    <w:p>
-      <w:pPr>
-        <w:pStyle w:val="CorpoA"/>
-        <w:widowControl w:val="0"/>
-        <w:spacing w:after="200" w:line="240" w:lineRule="auto"/>
-        <w:ind w:left="108" w:hanging="108"/>
-        <w:rPr>
-          <w:rFonts w:ascii="Calibri" w:eastAsia="Calibri" w:hAnsi="Calibri" w:cs="Calibri"/>
-          <w:b/>
-          <w:bCs/>
-          <w:color w:val="1F497D"/>
-          <w:u w:color="1F497D"/>
-          <w:shd w:val="clear" w:color="auto" w:fill="FFFFFF"/>
-        </w:rPr>
-      </w:pPr>
-    </w:p>
     <w:p>
       <w:pPr>
         <w:pStyle w:val="CorpoA"/>
@@ -9100,12 +8905,6 @@
         </w:tblBorders>
         <w:shd w:val="clear" w:color="auto" w:fill="CED7E7"/>
         <w:tblLayout w:type="fixed"/>
-        <w:tblCellMar>
-          <w:top w:w="0" w:type="dxa"/>
-          <w:left w:w="0" w:type="dxa"/>
-          <w:bottom w:w="0" w:type="dxa"/>
-          <w:right w:w="0" w:type="dxa"/>
-        </w:tblCellMar>
         <w:tblLook w:val="04A0" w:firstRow="1" w:lastRow="0" w:firstColumn="1" w:lastColumn="0" w:noHBand="0" w:noVBand="1"/>
       </w:tblPr>
       <w:tblGrid>
@@ -9113,14 +8912,6 @@
         <w:gridCol w:w="4840"/>
       </w:tblGrid>
       <w:tr>
-        <w:tblPrEx>
-          <w:tblCellMar>
-            <w:top w:w="0" w:type="dxa"/>
-            <w:left w:w="0" w:type="dxa"/>
-            <w:bottom w:w="0" w:type="dxa"/>
-            <w:right w:w="0" w:type="dxa"/>
-          </w:tblCellMar>
-        </w:tblPrEx>
         <w:trPr>
           <w:trHeight w:val="231"/>
         </w:trPr>
@@ -9225,14 +9016,6 @@
         </w:tc>
       </w:tr>
       <w:tr>
-        <w:tblPrEx>
-          <w:tblCellMar>
-            <w:top w:w="0" w:type="dxa"/>
-            <w:left w:w="0" w:type="dxa"/>
-            <w:bottom w:w="0" w:type="dxa"/>
-            <w:right w:w="0" w:type="dxa"/>
-          </w:tblCellMar>
-        </w:tblPrEx>
         <w:trPr>
           <w:trHeight w:val="231"/>
         </w:trPr>
@@ -9368,14 +9151,6 @@
         </w:tc>
       </w:tr>
       <w:tr>
-        <w:tblPrEx>
-          <w:tblCellMar>
-            <w:top w:w="0" w:type="dxa"/>
-            <w:left w:w="0" w:type="dxa"/>
-            <w:bottom w:w="0" w:type="dxa"/>
-            <w:right w:w="0" w:type="dxa"/>
-          </w:tblCellMar>
-        </w:tblPrEx>
         <w:trPr>
           <w:trHeight w:val="231"/>
         </w:trPr>
@@ -9504,20 +9279,13 @@
         </w:tc>
       </w:tr>
       <w:tr>
-        <w:tblPrEx>
-          <w:tblCellMar>
-            <w:top w:w="0" w:type="dxa"/>
-            <w:left w:w="0" w:type="dxa"/>
-            <w:bottom w:w="0" w:type="dxa"/>
-            <w:right w:w="0" w:type="dxa"/>
-          </w:tblCellMar>
-        </w:tblPrEx>
         <w:trPr>
           <w:trHeight w:val="231"/>
         </w:trPr>
         <w:tc>
           <w:tcPr>
-            <w:tcW w:w="4179" w:type="dxa"/>
+            <w:tcW w:w="9019" w:type="dxa"/>
+            <w:gridSpan w:val="2"/>
             <w:tcBorders>
               <w:top w:val="nil"/>
               <w:left w:val="nil"/>
@@ -9546,35 +9314,15 @@
                 <w:b/>
                 <w:bCs/>
               </w:rPr>
-              <w:lastRenderedPageBreak/>
               <w:t>NOTA:</w:t>
             </w:r>
-          </w:p>
-        </w:tc>
-        <w:tc>
-          <w:tcPr>
-            <w:tcW w:w="4840" w:type="dxa"/>
-            <w:tcBorders>
-              <w:top w:val="nil"/>
-              <w:left w:val="nil"/>
-              <w:bottom w:val="nil"/>
-              <w:right w:val="nil"/>
-            </w:tcBorders>
-            <w:tcMar>
-              <w:top w:w="80" w:type="dxa"/>
-              <w:left w:w="80" w:type="dxa"/>
-              <w:bottom w:w="80" w:type="dxa"/>
-              <w:right w:w="80" w:type="dxa"/>
-            </w:tcMar>
-          </w:tcPr>
-          <w:p>
-            <w:pPr>
-              <w:pStyle w:val="CorpoA"/>
-              <w:spacing w:after="200"/>
-              <w:rPr>
-                <w:rFonts w:ascii="Calibri" w:eastAsia="Calibri" w:hAnsi="Calibri" w:cs="Calibri"/>
-              </w:rPr>
-            </w:pPr>
+            <w:r>
+              <w:rPr>
+                <w:rFonts w:ascii="Calibri" w:hAnsi="Calibri"/>
+                <w:lang w:val="pt-PT"/>
+              </w:rPr>
+              <w:t xml:space="preserve"> </w:t>
+            </w:r>
             <w:r>
               <w:rPr>
                 <w:rFonts w:ascii="Calibri" w:eastAsia="Calibri" w:hAnsi="Calibri" w:cs="Calibri"/>
@@ -10187,7 +9935,8 @@
         </w:trPr>
         <w:tc>
           <w:tcPr>
-            <w:tcW w:w="0" w:type="auto"/>
+            <w:tcW w:w="8549" w:type="dxa"/>
+            <w:gridSpan w:val="2"/>
             <w:tcMar>
               <w:top w:w="120" w:type="dxa"/>
               <w:left w:w="180" w:type="dxa"/>
@@ -10213,28 +9962,14 @@
               </w:rPr>
               <w:t>NOTA:</w:t>
             </w:r>
-          </w:p>
-        </w:tc>
-        <w:tc>
-          <w:tcPr>
-            <w:tcW w:w="6333" w:type="dxa"/>
-            <w:tcMar>
-              <w:top w:w="120" w:type="dxa"/>
-              <w:left w:w="180" w:type="dxa"/>
-              <w:bottom w:w="120" w:type="dxa"/>
-              <w:right w:w="180" w:type="dxa"/>
-            </w:tcMar>
-            <w:vAlign w:val="center"/>
-            <w:hideMark/>
-          </w:tcPr>
-          <w:p>
-            <w:pPr>
-              <w:pStyle w:val="CorpoA"/>
-              <w:spacing w:before="240" w:after="240"/>
-              <w:rPr>
-                <w:rFonts w:ascii="Calibri" w:eastAsia="Calibri" w:hAnsi="Calibri" w:cs="Calibri"/>
-              </w:rPr>
-            </w:pPr>
+            <w:r>
+              <w:rPr>
+                <w:rFonts w:ascii="Calibri" w:eastAsia="Calibri" w:hAnsi="Calibri" w:cs="Calibri"/>
+                <w:b/>
+                <w:bCs/>
+              </w:rPr>
+              <w:t xml:space="preserve"> </w:t>
+            </w:r>
             <w:r>
               <w:rPr>
                 <w:rFonts w:ascii="Calibri" w:eastAsia="Calibri" w:hAnsi="Calibri" w:cs="Calibri"/>
@@ -10307,12 +10042,6 @@
         </w:tblBorders>
         <w:shd w:val="clear" w:color="auto" w:fill="CED7E7"/>
         <w:tblLayout w:type="fixed"/>
-        <w:tblCellMar>
-          <w:top w:w="0" w:type="dxa"/>
-          <w:left w:w="0" w:type="dxa"/>
-          <w:bottom w:w="0" w:type="dxa"/>
-          <w:right w:w="0" w:type="dxa"/>
-        </w:tblCellMar>
         <w:tblLook w:val="04A0" w:firstRow="1" w:lastRow="0" w:firstColumn="1" w:lastColumn="0" w:noHBand="0" w:noVBand="1"/>
       </w:tblPr>
       <w:tblGrid>
@@ -10320,14 +10049,6 @@
         <w:gridCol w:w="4510"/>
       </w:tblGrid>
       <w:tr>
-        <w:tblPrEx>
-          <w:tblCellMar>
-            <w:top w:w="0" w:type="dxa"/>
-            <w:left w:w="0" w:type="dxa"/>
-            <w:bottom w:w="0" w:type="dxa"/>
-            <w:right w:w="0" w:type="dxa"/>
-          </w:tblCellMar>
-        </w:tblPrEx>
         <w:trPr>
           <w:trHeight w:val="523"/>
         </w:trPr>
@@ -10447,20 +10168,13 @@
         </w:tc>
       </w:tr>
       <w:tr>
-        <w:tblPrEx>
-          <w:tblCellMar>
-            <w:top w:w="0" w:type="dxa"/>
-            <w:left w:w="0" w:type="dxa"/>
-            <w:bottom w:w="0" w:type="dxa"/>
-            <w:right w:w="0" w:type="dxa"/>
-          </w:tblCellMar>
-        </w:tblPrEx>
         <w:trPr>
           <w:trHeight w:val="523"/>
         </w:trPr>
         <w:tc>
           <w:tcPr>
-            <w:tcW w:w="4509" w:type="dxa"/>
+            <w:tcW w:w="9019" w:type="dxa"/>
+            <w:gridSpan w:val="2"/>
             <w:tcBorders>
               <w:top w:val="nil"/>
               <w:left w:val="nil"/>
@@ -10492,32 +10206,13 @@
               </w:rPr>
               <w:t>NOTA:</w:t>
             </w:r>
-          </w:p>
-        </w:tc>
-        <w:tc>
-          <w:tcPr>
-            <w:tcW w:w="4510" w:type="dxa"/>
-            <w:tcBorders>
-              <w:top w:val="nil"/>
-              <w:left w:val="nil"/>
-              <w:bottom w:val="nil"/>
-              <w:right w:val="nil"/>
-            </w:tcBorders>
-            <w:tcMar>
-              <w:top w:w="80" w:type="dxa"/>
-              <w:left w:w="80" w:type="dxa"/>
-              <w:bottom w:w="80" w:type="dxa"/>
-              <w:right w:w="80" w:type="dxa"/>
-            </w:tcMar>
-          </w:tcPr>
-          <w:p>
-            <w:pPr>
-              <w:pStyle w:val="CorpoA"/>
-              <w:spacing w:after="200"/>
-              <w:rPr>
-                <w:rFonts w:ascii="Calibri" w:eastAsia="Calibri" w:hAnsi="Calibri" w:cs="Calibri"/>
-              </w:rPr>
-            </w:pPr>
+            <w:r>
+              <w:rPr>
+                <w:rFonts w:ascii="Calibri" w:hAnsi="Calibri"/>
+                <w:lang w:val="pt-PT"/>
+              </w:rPr>
+              <w:t xml:space="preserve"> </w:t>
+            </w:r>
             <w:r>
               <w:rPr>
                 <w:rFonts w:ascii="Calibri" w:eastAsia="Calibri" w:hAnsi="Calibri" w:cs="Calibri"/>
@@ -10617,12 +10312,6 @@
         </w:tblBorders>
         <w:shd w:val="clear" w:color="auto" w:fill="CED7E7"/>
         <w:tblLayout w:type="fixed"/>
-        <w:tblCellMar>
-          <w:top w:w="0" w:type="dxa"/>
-          <w:left w:w="0" w:type="dxa"/>
-          <w:bottom w:w="0" w:type="dxa"/>
-          <w:right w:w="0" w:type="dxa"/>
-        </w:tblCellMar>
         <w:tblLook w:val="04A0" w:firstRow="1" w:lastRow="0" w:firstColumn="1" w:lastColumn="0" w:noHBand="0" w:noVBand="1"/>
       </w:tblPr>
       <w:tblGrid>
@@ -10630,14 +10319,6 @@
         <w:gridCol w:w="4982"/>
       </w:tblGrid>
       <w:tr>
-        <w:tblPrEx>
-          <w:tblCellMar>
-            <w:top w:w="0" w:type="dxa"/>
-            <w:left w:w="0" w:type="dxa"/>
-            <w:bottom w:w="0" w:type="dxa"/>
-            <w:right w:w="0" w:type="dxa"/>
-          </w:tblCellMar>
-        </w:tblPrEx>
         <w:trPr>
           <w:trHeight w:val="231"/>
         </w:trPr>
@@ -10667,7 +10348,6 @@
                 <w:rFonts w:ascii="Calibri" w:hAnsi="Calibri"/>
                 <w:lang w:val="pt-PT"/>
               </w:rPr>
-              <w:lastRenderedPageBreak/>
               <w:t>Tipo de porta</w:t>
             </w:r>
           </w:p>
@@ -10712,14 +10392,6 @@
         </w:tc>
       </w:tr>
       <w:tr>
-        <w:tblPrEx>
-          <w:tblCellMar>
-            <w:top w:w="0" w:type="dxa"/>
-            <w:left w:w="0" w:type="dxa"/>
-            <w:bottom w:w="0" w:type="dxa"/>
-            <w:right w:w="0" w:type="dxa"/>
-          </w:tblCellMar>
-        </w:tblPrEx>
         <w:trPr>
           <w:trHeight w:val="231"/>
         </w:trPr>
@@ -10749,6 +10421,7 @@
                 <w:rFonts w:ascii="Calibri" w:hAnsi="Calibri"/>
                 <w:lang w:val="pt-PT"/>
               </w:rPr>
+              <w:lastRenderedPageBreak/>
               <w:t>Tipo de extintor</w:t>
             </w:r>
           </w:p>
@@ -10793,14 +10466,6 @@
         </w:tc>
       </w:tr>
       <w:tr>
-        <w:tblPrEx>
-          <w:tblCellMar>
-            <w:top w:w="0" w:type="dxa"/>
-            <w:left w:w="0" w:type="dxa"/>
-            <w:bottom w:w="0" w:type="dxa"/>
-            <w:right w:w="0" w:type="dxa"/>
-          </w:tblCellMar>
-        </w:tblPrEx>
         <w:trPr>
           <w:trHeight w:val="231"/>
         </w:trPr>
@@ -10902,14 +10567,6 @@
         </w:tc>
       </w:tr>
       <w:tr>
-        <w:tblPrEx>
-          <w:tblCellMar>
-            <w:top w:w="0" w:type="dxa"/>
-            <w:left w:w="0" w:type="dxa"/>
-            <w:bottom w:w="0" w:type="dxa"/>
-            <w:right w:w="0" w:type="dxa"/>
-          </w:tblCellMar>
-        </w:tblPrEx>
         <w:trPr>
           <w:trHeight w:val="231"/>
         </w:trPr>
@@ -11032,14 +10689,6 @@
         </w:tc>
       </w:tr>
       <w:tr>
-        <w:tblPrEx>
-          <w:tblCellMar>
-            <w:top w:w="0" w:type="dxa"/>
-            <w:left w:w="0" w:type="dxa"/>
-            <w:bottom w:w="0" w:type="dxa"/>
-            <w:right w:w="0" w:type="dxa"/>
-          </w:tblCellMar>
-        </w:tblPrEx>
         <w:trPr>
           <w:trHeight w:val="231"/>
         </w:trPr>
@@ -11162,20 +10811,13 @@
         </w:tc>
       </w:tr>
       <w:tr>
-        <w:tblPrEx>
-          <w:tblCellMar>
-            <w:top w:w="0" w:type="dxa"/>
-            <w:left w:w="0" w:type="dxa"/>
-            <w:bottom w:w="0" w:type="dxa"/>
-            <w:right w:w="0" w:type="dxa"/>
-          </w:tblCellMar>
-        </w:tblPrEx>
         <w:trPr>
           <w:trHeight w:val="231"/>
         </w:trPr>
         <w:tc>
           <w:tcPr>
-            <w:tcW w:w="4037" w:type="dxa"/>
+            <w:tcW w:w="9019" w:type="dxa"/>
+            <w:gridSpan w:val="2"/>
             <w:tcBorders>
               <w:top w:val="nil"/>
               <w:left w:val="nil"/>
@@ -11206,32 +10848,13 @@
               </w:rPr>
               <w:t>NOTA:</w:t>
             </w:r>
-          </w:p>
-        </w:tc>
-        <w:tc>
-          <w:tcPr>
-            <w:tcW w:w="4982" w:type="dxa"/>
-            <w:tcBorders>
-              <w:top w:val="nil"/>
-              <w:left w:val="nil"/>
-              <w:bottom w:val="nil"/>
-              <w:right w:val="nil"/>
-            </w:tcBorders>
-            <w:tcMar>
-              <w:top w:w="80" w:type="dxa"/>
-              <w:left w:w="80" w:type="dxa"/>
-              <w:bottom w:w="80" w:type="dxa"/>
-              <w:right w:w="80" w:type="dxa"/>
-            </w:tcMar>
-          </w:tcPr>
-          <w:p>
-            <w:pPr>
-              <w:pStyle w:val="CorpoA"/>
-              <w:spacing w:after="200"/>
-              <w:rPr>
-                <w:rFonts w:ascii="Calibri" w:eastAsia="Calibri" w:hAnsi="Calibri" w:cs="Calibri"/>
-              </w:rPr>
-            </w:pPr>
+            <w:r>
+              <w:rPr>
+                <w:rFonts w:ascii="Calibri" w:hAnsi="Calibri"/>
+                <w:lang w:val="pt-PT"/>
+              </w:rPr>
+              <w:t xml:space="preserve"> </w:t>
+            </w:r>
             <w:r>
               <w:rPr>
                 <w:rFonts w:ascii="Calibri" w:eastAsia="Calibri" w:hAnsi="Calibri" w:cs="Calibri"/>
@@ -11305,12 +10928,6 @@
         </w:tblBorders>
         <w:shd w:val="clear" w:color="auto" w:fill="CED7E7"/>
         <w:tblLayout w:type="fixed"/>
-        <w:tblCellMar>
-          <w:top w:w="0" w:type="dxa"/>
-          <w:left w:w="0" w:type="dxa"/>
-          <w:bottom w:w="0" w:type="dxa"/>
-          <w:right w:w="0" w:type="dxa"/>
-        </w:tblCellMar>
         <w:tblLook w:val="04A0" w:firstRow="1" w:lastRow="0" w:firstColumn="1" w:lastColumn="0" w:noHBand="0" w:noVBand="1"/>
       </w:tblPr>
       <w:tblGrid>
@@ -11318,14 +10935,6 @@
         <w:gridCol w:w="4273"/>
       </w:tblGrid>
       <w:tr>
-        <w:tblPrEx>
-          <w:tblCellMar>
-            <w:top w:w="0" w:type="dxa"/>
-            <w:left w:w="0" w:type="dxa"/>
-            <w:bottom w:w="0" w:type="dxa"/>
-            <w:right w:w="0" w:type="dxa"/>
-          </w:tblCellMar>
-        </w:tblPrEx>
         <w:trPr>
           <w:trHeight w:val="231"/>
         </w:trPr>
@@ -11434,14 +11043,6 @@
         </w:tc>
       </w:tr>
       <w:tr>
-        <w:tblPrEx>
-          <w:tblCellMar>
-            <w:top w:w="0" w:type="dxa"/>
-            <w:left w:w="0" w:type="dxa"/>
-            <w:bottom w:w="0" w:type="dxa"/>
-            <w:right w:w="0" w:type="dxa"/>
-          </w:tblCellMar>
-        </w:tblPrEx>
         <w:trPr>
           <w:trHeight w:val="231"/>
         </w:trPr>
@@ -11521,14 +11122,6 @@
         </w:tc>
       </w:tr>
       <w:tr>
-        <w:tblPrEx>
-          <w:tblCellMar>
-            <w:top w:w="0" w:type="dxa"/>
-            <w:left w:w="0" w:type="dxa"/>
-            <w:bottom w:w="0" w:type="dxa"/>
-            <w:right w:w="0" w:type="dxa"/>
-          </w:tblCellMar>
-        </w:tblPrEx>
         <w:trPr>
           <w:trHeight w:val="231"/>
         </w:trPr>
@@ -11651,20 +11244,13 @@
         </w:tc>
       </w:tr>
       <w:tr>
-        <w:tblPrEx>
-          <w:tblCellMar>
-            <w:top w:w="0" w:type="dxa"/>
-            <w:left w:w="0" w:type="dxa"/>
-            <w:bottom w:w="0" w:type="dxa"/>
-            <w:right w:w="0" w:type="dxa"/>
-          </w:tblCellMar>
-        </w:tblPrEx>
         <w:trPr>
           <w:trHeight w:val="231"/>
         </w:trPr>
         <w:tc>
           <w:tcPr>
-            <w:tcW w:w="4746" w:type="dxa"/>
+            <w:tcW w:w="9019" w:type="dxa"/>
+            <w:gridSpan w:val="2"/>
             <w:tcBorders>
               <w:top w:val="nil"/>
               <w:left w:val="nil"/>
@@ -11695,32 +11281,13 @@
               </w:rPr>
               <w:t>NOTA:</w:t>
             </w:r>
-          </w:p>
-        </w:tc>
-        <w:tc>
-          <w:tcPr>
-            <w:tcW w:w="4273" w:type="dxa"/>
-            <w:tcBorders>
-              <w:top w:val="nil"/>
-              <w:left w:val="nil"/>
-              <w:bottom w:val="nil"/>
-              <w:right w:val="nil"/>
-            </w:tcBorders>
-            <w:tcMar>
-              <w:top w:w="80" w:type="dxa"/>
-              <w:left w:w="80" w:type="dxa"/>
-              <w:bottom w:w="80" w:type="dxa"/>
-              <w:right w:w="80" w:type="dxa"/>
-            </w:tcMar>
-          </w:tcPr>
-          <w:p>
-            <w:pPr>
-              <w:pStyle w:val="CorpoA"/>
-              <w:spacing w:after="200"/>
-              <w:rPr>
-                <w:rFonts w:ascii="Calibri" w:eastAsia="Calibri" w:hAnsi="Calibri" w:cs="Calibri"/>
-              </w:rPr>
-            </w:pPr>
+            <w:r>
+              <w:rPr>
+                <w:rFonts w:ascii="Calibri" w:hAnsi="Calibri"/>
+                <w:lang w:val="pt-PT"/>
+              </w:rPr>
+              <w:t xml:space="preserve"> </w:t>
+            </w:r>
             <w:r>
               <w:rPr>
                 <w:rFonts w:ascii="Calibri" w:eastAsia="Calibri" w:hAnsi="Calibri" w:cs="Calibri"/>
@@ -11830,12 +11397,6 @@
         </w:tblBorders>
         <w:shd w:val="clear" w:color="auto" w:fill="CED7E7"/>
         <w:tblLayout w:type="fixed"/>
-        <w:tblCellMar>
-          <w:top w:w="0" w:type="dxa"/>
-          <w:left w:w="0" w:type="dxa"/>
-          <w:bottom w:w="0" w:type="dxa"/>
-          <w:right w:w="0" w:type="dxa"/>
-        </w:tblCellMar>
         <w:tblLook w:val="04A0" w:firstRow="1" w:lastRow="0" w:firstColumn="1" w:lastColumn="0" w:noHBand="0" w:noVBand="1"/>
       </w:tblPr>
       <w:tblGrid>
@@ -11843,14 +11404,6 @@
         <w:gridCol w:w="4510"/>
       </w:tblGrid>
       <w:tr>
-        <w:tblPrEx>
-          <w:tblCellMar>
-            <w:top w:w="0" w:type="dxa"/>
-            <w:left w:w="0" w:type="dxa"/>
-            <w:bottom w:w="0" w:type="dxa"/>
-            <w:right w:w="0" w:type="dxa"/>
-          </w:tblCellMar>
-        </w:tblPrEx>
         <w:trPr>
           <w:trHeight w:val="231"/>
         </w:trPr>
@@ -11997,14 +11550,6 @@
         </w:tc>
       </w:tr>
       <w:tr>
-        <w:tblPrEx>
-          <w:tblCellMar>
-            <w:top w:w="0" w:type="dxa"/>
-            <w:left w:w="0" w:type="dxa"/>
-            <w:bottom w:w="0" w:type="dxa"/>
-            <w:right w:w="0" w:type="dxa"/>
-          </w:tblCellMar>
-        </w:tblPrEx>
         <w:trPr>
           <w:trHeight w:val="231"/>
         </w:trPr>
@@ -12125,14 +11670,6 @@
         </w:tc>
       </w:tr>
       <w:tr>
-        <w:tblPrEx>
-          <w:tblCellMar>
-            <w:top w:w="0" w:type="dxa"/>
-            <w:left w:w="0" w:type="dxa"/>
-            <w:bottom w:w="0" w:type="dxa"/>
-            <w:right w:w="0" w:type="dxa"/>
-          </w:tblCellMar>
-        </w:tblPrEx>
         <w:trPr>
           <w:trHeight w:val="231"/>
         </w:trPr>
@@ -12279,14 +11816,6 @@
         </w:tc>
       </w:tr>
       <w:tr>
-        <w:tblPrEx>
-          <w:tblCellMar>
-            <w:top w:w="0" w:type="dxa"/>
-            <w:left w:w="0" w:type="dxa"/>
-            <w:bottom w:w="0" w:type="dxa"/>
-            <w:right w:w="0" w:type="dxa"/>
-          </w:tblCellMar>
-        </w:tblPrEx>
         <w:trPr>
           <w:trHeight w:val="231"/>
         </w:trPr>
@@ -12433,14 +11962,6 @@
         </w:tc>
       </w:tr>
       <w:tr>
-        <w:tblPrEx>
-          <w:tblCellMar>
-            <w:top w:w="0" w:type="dxa"/>
-            <w:left w:w="0" w:type="dxa"/>
-            <w:bottom w:w="0" w:type="dxa"/>
-            <w:right w:w="0" w:type="dxa"/>
-          </w:tblCellMar>
-        </w:tblPrEx>
         <w:trPr>
           <w:trHeight w:val="231"/>
         </w:trPr>
@@ -12514,14 +12035,6 @@
         </w:tc>
       </w:tr>
       <w:tr>
-        <w:tblPrEx>
-          <w:tblCellMar>
-            <w:top w:w="0" w:type="dxa"/>
-            <w:left w:w="0" w:type="dxa"/>
-            <w:bottom w:w="0" w:type="dxa"/>
-            <w:right w:w="0" w:type="dxa"/>
-          </w:tblCellMar>
-        </w:tblPrEx>
         <w:trPr>
           <w:trHeight w:val="231"/>
         </w:trPr>
@@ -12595,14 +12108,6 @@
         </w:tc>
       </w:tr>
       <w:tr>
-        <w:tblPrEx>
-          <w:tblCellMar>
-            <w:top w:w="0" w:type="dxa"/>
-            <w:left w:w="0" w:type="dxa"/>
-            <w:bottom w:w="0" w:type="dxa"/>
-            <w:right w:w="0" w:type="dxa"/>
-          </w:tblCellMar>
-        </w:tblPrEx>
         <w:trPr>
           <w:trHeight w:val="231"/>
         </w:trPr>
@@ -12632,7 +12137,6 @@
                 <w:rFonts w:ascii="Calibri" w:hAnsi="Calibri"/>
                 <w:lang w:val="pt-PT"/>
               </w:rPr>
-              <w:lastRenderedPageBreak/>
               <w:t>Está sinalizado?</w:t>
             </w:r>
           </w:p>
@@ -12749,13 +12253,7 @@
               <w:rPr>
                 <w:rFonts w:ascii="Calibri" w:eastAsia="Calibri" w:hAnsi="Calibri" w:cs="Calibri"/>
               </w:rPr>
-              <w:t>porta_</w:t>
-            </w:r>
-            <w:r>
-              <w:rPr>
-                <w:rFonts w:ascii="Calibri" w:eastAsia="Calibri" w:hAnsi="Calibri" w:cs="Calibri"/>
-              </w:rPr>
-              <w:t>nao</w:t>
+              <w:t>porta_nao</w:t>
             </w:r>
             <w:proofErr w:type="spellEnd"/>
             <w:r>
@@ -12768,14 +12266,6 @@
         </w:tc>
       </w:tr>
       <w:tr>
-        <w:tblPrEx>
-          <w:tblCellMar>
-            <w:top w:w="0" w:type="dxa"/>
-            <w:left w:w="0" w:type="dxa"/>
-            <w:bottom w:w="0" w:type="dxa"/>
-            <w:right w:w="0" w:type="dxa"/>
-          </w:tblCellMar>
-        </w:tblPrEx>
         <w:trPr>
           <w:trHeight w:val="231"/>
         </w:trPr>
@@ -12805,6 +12295,7 @@
                 <w:rFonts w:ascii="Calibri" w:hAnsi="Calibri"/>
                 <w:lang w:val="pt-PT"/>
               </w:rPr>
+              <w:lastRenderedPageBreak/>
               <w:t>Possui placa de advertência?</w:t>
             </w:r>
           </w:p>
@@ -12922,20 +12413,13 @@
         </w:tc>
       </w:tr>
       <w:tr>
-        <w:tblPrEx>
-          <w:tblCellMar>
-            <w:top w:w="0" w:type="dxa"/>
-            <w:left w:w="0" w:type="dxa"/>
-            <w:bottom w:w="0" w:type="dxa"/>
-            <w:right w:w="0" w:type="dxa"/>
-          </w:tblCellMar>
-        </w:tblPrEx>
         <w:trPr>
           <w:trHeight w:val="231"/>
         </w:trPr>
         <w:tc>
           <w:tcPr>
-            <w:tcW w:w="4509" w:type="dxa"/>
+            <w:tcW w:w="9019" w:type="dxa"/>
+            <w:gridSpan w:val="2"/>
             <w:tcBorders>
               <w:top w:val="nil"/>
               <w:left w:val="nil"/>
@@ -12966,32 +12450,13 @@
               </w:rPr>
               <w:t>NOTA:</w:t>
             </w:r>
-          </w:p>
-        </w:tc>
-        <w:tc>
-          <w:tcPr>
-            <w:tcW w:w="4510" w:type="dxa"/>
-            <w:tcBorders>
-              <w:top w:val="nil"/>
-              <w:left w:val="nil"/>
-              <w:bottom w:val="nil"/>
-              <w:right w:val="nil"/>
-            </w:tcBorders>
-            <w:tcMar>
-              <w:top w:w="80" w:type="dxa"/>
-              <w:left w:w="80" w:type="dxa"/>
-              <w:bottom w:w="80" w:type="dxa"/>
-              <w:right w:w="80" w:type="dxa"/>
-            </w:tcMar>
-          </w:tcPr>
-          <w:p>
-            <w:pPr>
-              <w:pStyle w:val="CorpoA"/>
-              <w:spacing w:after="200"/>
-              <w:rPr>
-                <w:rFonts w:ascii="Calibri" w:eastAsia="Calibri" w:hAnsi="Calibri" w:cs="Calibri"/>
-              </w:rPr>
-            </w:pPr>
+            <w:r>
+              <w:rPr>
+                <w:rFonts w:ascii="Calibri" w:hAnsi="Calibri"/>
+                <w:lang w:val="pt-PT"/>
+              </w:rPr>
+              <w:t xml:space="preserve"> </w:t>
+            </w:r>
             <w:r>
               <w:rPr>
                 <w:rFonts w:ascii="Calibri" w:eastAsia="Calibri" w:hAnsi="Calibri" w:cs="Calibri"/>
@@ -13065,12 +12530,6 @@
         </w:tblBorders>
         <w:shd w:val="clear" w:color="auto" w:fill="CED7E7"/>
         <w:tblLayout w:type="fixed"/>
-        <w:tblCellMar>
-          <w:top w:w="0" w:type="dxa"/>
-          <w:left w:w="0" w:type="dxa"/>
-          <w:bottom w:w="0" w:type="dxa"/>
-          <w:right w:w="0" w:type="dxa"/>
-        </w:tblCellMar>
         <w:tblLook w:val="04A0" w:firstRow="1" w:lastRow="0" w:firstColumn="1" w:lastColumn="0" w:noHBand="0" w:noVBand="1"/>
       </w:tblPr>
       <w:tblGrid>
@@ -13078,14 +12537,6 @@
         <w:gridCol w:w="4000"/>
       </w:tblGrid>
       <w:tr>
-        <w:tblPrEx>
-          <w:tblCellMar>
-            <w:top w:w="0" w:type="dxa"/>
-            <w:left w:w="0" w:type="dxa"/>
-            <w:bottom w:w="0" w:type="dxa"/>
-            <w:right w:w="0" w:type="dxa"/>
-          </w:tblCellMar>
-        </w:tblPrEx>
         <w:trPr>
           <w:trHeight w:val="231"/>
         </w:trPr>
@@ -13187,14 +12638,6 @@
         </w:tc>
       </w:tr>
       <w:tr>
-        <w:tblPrEx>
-          <w:tblCellMar>
-            <w:top w:w="0" w:type="dxa"/>
-            <w:left w:w="0" w:type="dxa"/>
-            <w:bottom w:w="0" w:type="dxa"/>
-            <w:right w:w="0" w:type="dxa"/>
-          </w:tblCellMar>
-        </w:tblPrEx>
         <w:trPr>
           <w:trHeight w:val="523"/>
         </w:trPr>
@@ -13317,14 +12760,6 @@
         </w:tc>
       </w:tr>
       <w:tr>
-        <w:tblPrEx>
-          <w:tblCellMar>
-            <w:top w:w="0" w:type="dxa"/>
-            <w:left w:w="0" w:type="dxa"/>
-            <w:bottom w:w="0" w:type="dxa"/>
-            <w:right w:w="0" w:type="dxa"/>
-          </w:tblCellMar>
-        </w:tblPrEx>
         <w:trPr>
           <w:trHeight w:val="231"/>
         </w:trPr>
@@ -13390,14 +12825,6 @@
         </w:tc>
       </w:tr>
       <w:tr>
-        <w:tblPrEx>
-          <w:tblCellMar>
-            <w:top w:w="0" w:type="dxa"/>
-            <w:left w:w="0" w:type="dxa"/>
-            <w:bottom w:w="0" w:type="dxa"/>
-            <w:right w:w="0" w:type="dxa"/>
-          </w:tblCellMar>
-        </w:tblPrEx>
         <w:trPr>
           <w:trHeight w:val="231"/>
         </w:trPr>
@@ -13482,7 +12909,21 @@
                 <w:rFonts w:ascii="Calibri" w:hAnsi="Calibri"/>
                 <w:lang w:val="pt-PT"/>
               </w:rPr>
-              <w:t xml:space="preserve"> Cobertura</w:t>
+              <w:t xml:space="preserve"> </w:t>
+            </w:r>
+            <w:r>
+              <w:rPr>
+                <w:rFonts w:ascii="Calibri" w:hAnsi="Calibri"/>
+                <w:lang w:val="pt-PT"/>
+              </w:rPr>
+              <w:t xml:space="preserve">Subsolo ou </w:t>
+            </w:r>
+            <w:r>
+              <w:rPr>
+                <w:rFonts w:ascii="Calibri" w:hAnsi="Calibri"/>
+                <w:lang w:val="pt-PT"/>
+              </w:rPr>
+              <w:t>Cobertura</w:t>
             </w:r>
             <w:r>
               <w:rPr>
@@ -13522,14 +12963,6 @@
         </w:tc>
       </w:tr>
       <w:tr>
-        <w:tblPrEx>
-          <w:tblCellMar>
-            <w:top w:w="0" w:type="dxa"/>
-            <w:left w:w="0" w:type="dxa"/>
-            <w:bottom w:w="0" w:type="dxa"/>
-            <w:right w:w="0" w:type="dxa"/>
-          </w:tblCellMar>
-        </w:tblPrEx>
         <w:trPr>
           <w:trHeight w:val="231"/>
         </w:trPr>
@@ -13652,14 +13085,6 @@
         </w:tc>
       </w:tr>
       <w:tr>
-        <w:tblPrEx>
-          <w:tblCellMar>
-            <w:top w:w="0" w:type="dxa"/>
-            <w:left w:w="0" w:type="dxa"/>
-            <w:bottom w:w="0" w:type="dxa"/>
-            <w:right w:w="0" w:type="dxa"/>
-          </w:tblCellMar>
-        </w:tblPrEx>
         <w:trPr>
           <w:trHeight w:val="231"/>
         </w:trPr>
@@ -13782,14 +13207,6 @@
         </w:tc>
       </w:tr>
       <w:tr>
-        <w:tblPrEx>
-          <w:tblCellMar>
-            <w:top w:w="0" w:type="dxa"/>
-            <w:left w:w="0" w:type="dxa"/>
-            <w:bottom w:w="0" w:type="dxa"/>
-            <w:right w:w="0" w:type="dxa"/>
-          </w:tblCellMar>
-        </w:tblPrEx>
         <w:trPr>
           <w:trHeight w:val="231"/>
         </w:trPr>
@@ -13869,14 +13286,6 @@
         </w:tc>
       </w:tr>
       <w:tr>
-        <w:tblPrEx>
-          <w:tblCellMar>
-            <w:top w:w="0" w:type="dxa"/>
-            <w:left w:w="0" w:type="dxa"/>
-            <w:bottom w:w="0" w:type="dxa"/>
-            <w:right w:w="0" w:type="dxa"/>
-          </w:tblCellMar>
-        </w:tblPrEx>
         <w:trPr>
           <w:trHeight w:val="231"/>
         </w:trPr>
@@ -13999,14 +13408,6 @@
         </w:tc>
       </w:tr>
       <w:tr>
-        <w:tblPrEx>
-          <w:tblCellMar>
-            <w:top w:w="0" w:type="dxa"/>
-            <w:left w:w="0" w:type="dxa"/>
-            <w:bottom w:w="0" w:type="dxa"/>
-            <w:right w:w="0" w:type="dxa"/>
-          </w:tblCellMar>
-        </w:tblPrEx>
         <w:trPr>
           <w:trHeight w:val="231"/>
         </w:trPr>
@@ -14129,14 +13530,6 @@
         </w:tc>
       </w:tr>
       <w:tr>
-        <w:tblPrEx>
-          <w:tblCellMar>
-            <w:top w:w="0" w:type="dxa"/>
-            <w:left w:w="0" w:type="dxa"/>
-            <w:bottom w:w="0" w:type="dxa"/>
-            <w:right w:w="0" w:type="dxa"/>
-          </w:tblCellMar>
-        </w:tblPrEx>
         <w:trPr>
           <w:trHeight w:val="231"/>
         </w:trPr>
@@ -14259,14 +13652,6 @@
         </w:tc>
       </w:tr>
       <w:tr>
-        <w:tblPrEx>
-          <w:tblCellMar>
-            <w:top w:w="0" w:type="dxa"/>
-            <w:left w:w="0" w:type="dxa"/>
-            <w:bottom w:w="0" w:type="dxa"/>
-            <w:right w:w="0" w:type="dxa"/>
-          </w:tblCellMar>
-        </w:tblPrEx>
         <w:trPr>
           <w:trHeight w:val="231"/>
         </w:trPr>
@@ -14389,20 +13774,13 @@
         </w:tc>
       </w:tr>
       <w:tr>
-        <w:tblPrEx>
-          <w:tblCellMar>
-            <w:top w:w="0" w:type="dxa"/>
-            <w:left w:w="0" w:type="dxa"/>
-            <w:bottom w:w="0" w:type="dxa"/>
-            <w:right w:w="0" w:type="dxa"/>
-          </w:tblCellMar>
-        </w:tblPrEx>
         <w:trPr>
           <w:trHeight w:val="231"/>
         </w:trPr>
         <w:tc>
           <w:tcPr>
-            <w:tcW w:w="5029" w:type="dxa"/>
+            <w:tcW w:w="9029" w:type="dxa"/>
+            <w:gridSpan w:val="2"/>
             <w:tcBorders>
               <w:top w:val="nil"/>
               <w:left w:val="nil"/>
@@ -14433,32 +13811,13 @@
               </w:rPr>
               <w:t>NOTA:</w:t>
             </w:r>
-          </w:p>
-        </w:tc>
-        <w:tc>
-          <w:tcPr>
-            <w:tcW w:w="4000" w:type="dxa"/>
-            <w:tcBorders>
-              <w:top w:val="nil"/>
-              <w:left w:val="nil"/>
-              <w:bottom w:val="nil"/>
-              <w:right w:val="nil"/>
-            </w:tcBorders>
-            <w:tcMar>
-              <w:top w:w="80" w:type="dxa"/>
-              <w:left w:w="80" w:type="dxa"/>
-              <w:bottom w:w="80" w:type="dxa"/>
-              <w:right w:w="80" w:type="dxa"/>
-            </w:tcMar>
-          </w:tcPr>
-          <w:p>
-            <w:pPr>
-              <w:pStyle w:val="CorpoA"/>
-              <w:spacing w:after="200"/>
-              <w:rPr>
-                <w:rFonts w:ascii="Calibri" w:eastAsia="Calibri" w:hAnsi="Calibri" w:cs="Calibri"/>
-              </w:rPr>
-            </w:pPr>
+            <w:r>
+              <w:rPr>
+                <w:rFonts w:ascii="Calibri" w:hAnsi="Calibri"/>
+                <w:lang w:val="pt-PT"/>
+              </w:rPr>
+              <w:t xml:space="preserve"> </w:t>
+            </w:r>
             <w:r>
               <w:rPr>
                 <w:rFonts w:ascii="Calibri" w:eastAsia="Calibri" w:hAnsi="Calibri" w:cs="Calibri"/>
@@ -14517,7 +13876,6 @@
           <w:u w:color="1F497D"/>
           <w:lang w:val="es-ES_tradnl"/>
         </w:rPr>
-        <w:lastRenderedPageBreak/>
         <w:t>SISTEMA DE PRESSURIZA</w:t>
       </w:r>
       <w:r>
@@ -14558,12 +13916,6 @@
         </w:tblBorders>
         <w:shd w:val="clear" w:color="auto" w:fill="CED7E7"/>
         <w:tblLayout w:type="fixed"/>
-        <w:tblCellMar>
-          <w:top w:w="0" w:type="dxa"/>
-          <w:left w:w="0" w:type="dxa"/>
-          <w:bottom w:w="0" w:type="dxa"/>
-          <w:right w:w="0" w:type="dxa"/>
-        </w:tblCellMar>
         <w:tblLook w:val="04A0" w:firstRow="1" w:lastRow="0" w:firstColumn="1" w:lastColumn="0" w:noHBand="0" w:noVBand="1"/>
       </w:tblPr>
       <w:tblGrid>
@@ -14571,14 +13923,6 @@
         <w:gridCol w:w="4510"/>
       </w:tblGrid>
       <w:tr>
-        <w:tblPrEx>
-          <w:tblCellMar>
-            <w:top w:w="0" w:type="dxa"/>
-            <w:left w:w="0" w:type="dxa"/>
-            <w:bottom w:w="0" w:type="dxa"/>
-            <w:right w:w="0" w:type="dxa"/>
-          </w:tblCellMar>
-        </w:tblPrEx>
         <w:trPr>
           <w:trHeight w:val="231"/>
         </w:trPr>
@@ -14608,6 +13952,7 @@
                 <w:rFonts w:ascii="Calibri" w:hAnsi="Calibri"/>
                 <w:lang w:val="pt-PT"/>
               </w:rPr>
+              <w:lastRenderedPageBreak/>
               <w:t xml:space="preserve">Existe sistema de pressurização de escadas?                                   </w:t>
             </w:r>
           </w:p>
@@ -14689,14 +14034,6 @@
         </w:tc>
       </w:tr>
       <w:tr>
-        <w:tblPrEx>
-          <w:tblCellMar>
-            <w:top w:w="0" w:type="dxa"/>
-            <w:left w:w="0" w:type="dxa"/>
-            <w:bottom w:w="0" w:type="dxa"/>
-            <w:right w:w="0" w:type="dxa"/>
-          </w:tblCellMar>
-        </w:tblPrEx>
         <w:trPr>
           <w:trHeight w:val="231"/>
         </w:trPr>
@@ -14762,13 +14099,7 @@
               <w:rPr>
                 <w:rFonts w:ascii="Calibri" w:eastAsia="Calibri" w:hAnsi="Calibri" w:cs="Calibri"/>
               </w:rPr>
-              <w:t>sp_</w:t>
-            </w:r>
-            <w:r>
-              <w:rPr>
-                <w:rFonts w:ascii="Calibri" w:eastAsia="Calibri" w:hAnsi="Calibri" w:cs="Calibri"/>
-              </w:rPr>
-              <w:t>pcf</w:t>
+              <w:t>sp_pcf</w:t>
             </w:r>
             <w:r>
               <w:rPr>
@@ -14788,13 +14119,7 @@
               <w:rPr>
                 <w:rFonts w:ascii="Calibri" w:eastAsia="Calibri" w:hAnsi="Calibri" w:cs="Calibri"/>
               </w:rPr>
-              <w:t>sp_</w:t>
-            </w:r>
-            <w:r>
-              <w:rPr>
-                <w:rFonts w:ascii="Calibri" w:eastAsia="Calibri" w:hAnsi="Calibri" w:cs="Calibri"/>
-              </w:rPr>
-              <w:t>pcf</w:t>
+              <w:t>sp_pcf</w:t>
             </w:r>
             <w:r>
               <w:rPr>
@@ -14819,14 +14144,6 @@
         </w:tc>
       </w:tr>
       <w:tr>
-        <w:tblPrEx>
-          <w:tblCellMar>
-            <w:top w:w="0" w:type="dxa"/>
-            <w:left w:w="0" w:type="dxa"/>
-            <w:bottom w:w="0" w:type="dxa"/>
-            <w:right w:w="0" w:type="dxa"/>
-          </w:tblCellMar>
-        </w:tblPrEx>
         <w:trPr>
           <w:trHeight w:val="231"/>
         </w:trPr>
@@ -14892,13 +14209,7 @@
               <w:rPr>
                 <w:rFonts w:ascii="Calibri" w:eastAsia="Calibri" w:hAnsi="Calibri" w:cs="Calibri"/>
               </w:rPr>
-              <w:t>sp_</w:t>
-            </w:r>
-            <w:r>
-              <w:rPr>
-                <w:rFonts w:ascii="Calibri" w:eastAsia="Calibri" w:hAnsi="Calibri" w:cs="Calibri"/>
-              </w:rPr>
-              <w:t>antecamara</w:t>
+              <w:t>sp_antecamara</w:t>
             </w:r>
             <w:r>
               <w:rPr>
@@ -14918,13 +14229,7 @@
               <w:rPr>
                 <w:rFonts w:ascii="Calibri" w:eastAsia="Calibri" w:hAnsi="Calibri" w:cs="Calibri"/>
               </w:rPr>
-              <w:t>sp_</w:t>
-            </w:r>
-            <w:r>
-              <w:rPr>
-                <w:rFonts w:ascii="Calibri" w:eastAsia="Calibri" w:hAnsi="Calibri" w:cs="Calibri"/>
-              </w:rPr>
-              <w:t>antecamara</w:t>
+              <w:t>sp_antecamara</w:t>
             </w:r>
             <w:r>
               <w:rPr>
@@ -14949,14 +14254,6 @@
         </w:tc>
       </w:tr>
       <w:tr>
-        <w:tblPrEx>
-          <w:tblCellMar>
-            <w:top w:w="0" w:type="dxa"/>
-            <w:left w:w="0" w:type="dxa"/>
-            <w:bottom w:w="0" w:type="dxa"/>
-            <w:right w:w="0" w:type="dxa"/>
-          </w:tblCellMar>
-        </w:tblPrEx>
         <w:trPr>
           <w:trHeight w:val="231"/>
         </w:trPr>
@@ -15022,13 +14319,7 @@
               <w:rPr>
                 <w:rFonts w:ascii="Calibri" w:eastAsia="Calibri" w:hAnsi="Calibri" w:cs="Calibri"/>
               </w:rPr>
-              <w:t>sp_</w:t>
-            </w:r>
-            <w:r>
-              <w:rPr>
-                <w:rFonts w:ascii="Calibri" w:eastAsia="Calibri" w:hAnsi="Calibri" w:cs="Calibri"/>
-              </w:rPr>
-              <w:t>funciona</w:t>
+              <w:t>sp_funciona</w:t>
             </w:r>
             <w:r>
               <w:rPr>
@@ -15048,13 +14339,7 @@
               <w:rPr>
                 <w:rFonts w:ascii="Calibri" w:eastAsia="Calibri" w:hAnsi="Calibri" w:cs="Calibri"/>
               </w:rPr>
-              <w:t>sp_</w:t>
-            </w:r>
-            <w:r>
-              <w:rPr>
-                <w:rFonts w:ascii="Calibri" w:eastAsia="Calibri" w:hAnsi="Calibri" w:cs="Calibri"/>
-              </w:rPr>
-              <w:t>funciona</w:t>
+              <w:t>sp_funciona</w:t>
             </w:r>
             <w:r>
               <w:rPr>
@@ -15079,14 +14364,6 @@
         </w:tc>
       </w:tr>
       <w:tr>
-        <w:tblPrEx>
-          <w:tblCellMar>
-            <w:top w:w="0" w:type="dxa"/>
-            <w:left w:w="0" w:type="dxa"/>
-            <w:bottom w:w="0" w:type="dxa"/>
-            <w:right w:w="0" w:type="dxa"/>
-          </w:tblCellMar>
-        </w:tblPrEx>
         <w:trPr>
           <w:trHeight w:val="231"/>
         </w:trPr>
@@ -15152,13 +14429,7 @@
               <w:rPr>
                 <w:rFonts w:ascii="Calibri" w:eastAsia="Calibri" w:hAnsi="Calibri" w:cs="Calibri"/>
               </w:rPr>
-              <w:t>sp_</w:t>
-            </w:r>
-            <w:r>
-              <w:rPr>
-                <w:rFonts w:ascii="Calibri" w:eastAsia="Calibri" w:hAnsi="Calibri" w:cs="Calibri"/>
-              </w:rPr>
-              <w:t>sin</w:t>
+              <w:t>sp_sin</w:t>
             </w:r>
             <w:r>
               <w:rPr>
@@ -15178,13 +14449,7 @@
               <w:rPr>
                 <w:rFonts w:ascii="Calibri" w:eastAsia="Calibri" w:hAnsi="Calibri" w:cs="Calibri"/>
               </w:rPr>
-              <w:t>sp_</w:t>
-            </w:r>
-            <w:r>
-              <w:rPr>
-                <w:rFonts w:ascii="Calibri" w:eastAsia="Calibri" w:hAnsi="Calibri" w:cs="Calibri"/>
-              </w:rPr>
-              <w:t>sin</w:t>
+              <w:t>sp_sin</w:t>
             </w:r>
             <w:r>
               <w:rPr>
@@ -15209,14 +14474,6 @@
         </w:tc>
       </w:tr>
       <w:tr>
-        <w:tblPrEx>
-          <w:tblCellMar>
-            <w:top w:w="0" w:type="dxa"/>
-            <w:left w:w="0" w:type="dxa"/>
-            <w:bottom w:w="0" w:type="dxa"/>
-            <w:right w:w="0" w:type="dxa"/>
-          </w:tblCellMar>
-        </w:tblPrEx>
         <w:trPr>
           <w:trHeight w:val="231"/>
         </w:trPr>
@@ -15282,14 +14539,6 @@
         </w:tc>
       </w:tr>
       <w:tr>
-        <w:tblPrEx>
-          <w:tblCellMar>
-            <w:top w:w="0" w:type="dxa"/>
-            <w:left w:w="0" w:type="dxa"/>
-            <w:bottom w:w="0" w:type="dxa"/>
-            <w:right w:w="0" w:type="dxa"/>
-          </w:tblCellMar>
-        </w:tblPrEx>
         <w:trPr>
           <w:trHeight w:val="231"/>
         </w:trPr>
@@ -15355,13 +14604,7 @@
               <w:rPr>
                 <w:rFonts w:ascii="Calibri" w:eastAsia="Calibri" w:hAnsi="Calibri" w:cs="Calibri"/>
               </w:rPr>
-              <w:t>sp_</w:t>
-            </w:r>
-            <w:r>
-              <w:rPr>
-                <w:rFonts w:ascii="Calibri" w:eastAsia="Calibri" w:hAnsi="Calibri" w:cs="Calibri"/>
-              </w:rPr>
-              <w:t>det_sala</w:t>
+              <w:t>sp_det_sala</w:t>
             </w:r>
             <w:r>
               <w:rPr>
@@ -15381,13 +14624,7 @@
               <w:rPr>
                 <w:rFonts w:ascii="Calibri" w:eastAsia="Calibri" w:hAnsi="Calibri" w:cs="Calibri"/>
               </w:rPr>
-              <w:t>sp_</w:t>
-            </w:r>
-            <w:r>
-              <w:rPr>
-                <w:rFonts w:ascii="Calibri" w:eastAsia="Calibri" w:hAnsi="Calibri" w:cs="Calibri"/>
-              </w:rPr>
-              <w:t>det_sala</w:t>
+              <w:t>sp_det_sala</w:t>
             </w:r>
             <w:r>
               <w:rPr>
@@ -15412,14 +14649,6 @@
         </w:tc>
       </w:tr>
       <w:tr>
-        <w:tblPrEx>
-          <w:tblCellMar>
-            <w:top w:w="0" w:type="dxa"/>
-            <w:left w:w="0" w:type="dxa"/>
-            <w:bottom w:w="0" w:type="dxa"/>
-            <w:right w:w="0" w:type="dxa"/>
-          </w:tblCellMar>
-        </w:tblPrEx>
         <w:trPr>
           <w:trHeight w:val="231"/>
         </w:trPr>
@@ -15485,13 +14714,7 @@
               <w:rPr>
                 <w:rFonts w:ascii="Calibri" w:eastAsia="Calibri" w:hAnsi="Calibri" w:cs="Calibri"/>
               </w:rPr>
-              <w:t>sp_det_</w:t>
-            </w:r>
-            <w:r>
-              <w:rPr>
-                <w:rFonts w:ascii="Calibri" w:eastAsia="Calibri" w:hAnsi="Calibri" w:cs="Calibri"/>
-              </w:rPr>
-              <w:t>ante</w:t>
+              <w:t>sp_det_ante</w:t>
             </w:r>
             <w:r>
               <w:rPr>
@@ -15511,13 +14734,7 @@
               <w:rPr>
                 <w:rFonts w:ascii="Calibri" w:eastAsia="Calibri" w:hAnsi="Calibri" w:cs="Calibri"/>
               </w:rPr>
-              <w:t>sp_det_</w:t>
-            </w:r>
-            <w:r>
-              <w:rPr>
-                <w:rFonts w:ascii="Calibri" w:eastAsia="Calibri" w:hAnsi="Calibri" w:cs="Calibri"/>
-              </w:rPr>
-              <w:t>ante</w:t>
+              <w:t>sp_det_ante</w:t>
             </w:r>
             <w:r>
               <w:rPr>
@@ -15542,14 +14759,6 @@
         </w:tc>
       </w:tr>
       <w:tr>
-        <w:tblPrEx>
-          <w:tblCellMar>
-            <w:top w:w="0" w:type="dxa"/>
-            <w:left w:w="0" w:type="dxa"/>
-            <w:bottom w:w="0" w:type="dxa"/>
-            <w:right w:w="0" w:type="dxa"/>
-          </w:tblCellMar>
-        </w:tblPrEx>
         <w:trPr>
           <w:trHeight w:val="231"/>
         </w:trPr>
@@ -15615,13 +14824,7 @@
               <w:rPr>
                 <w:rFonts w:ascii="Calibri" w:eastAsia="Calibri" w:hAnsi="Calibri" w:cs="Calibri"/>
               </w:rPr>
-              <w:t>sp_</w:t>
-            </w:r>
-            <w:r>
-              <w:rPr>
-                <w:rFonts w:ascii="Calibri" w:eastAsia="Calibri" w:hAnsi="Calibri" w:cs="Calibri"/>
-              </w:rPr>
-              <w:t>bot_port</w:t>
+              <w:t>sp_bot_port</w:t>
             </w:r>
             <w:r>
               <w:rPr>
@@ -15641,13 +14844,7 @@
               <w:rPr>
                 <w:rFonts w:ascii="Calibri" w:eastAsia="Calibri" w:hAnsi="Calibri" w:cs="Calibri"/>
               </w:rPr>
-              <w:t>sp_</w:t>
-            </w:r>
-            <w:r>
-              <w:rPr>
-                <w:rFonts w:ascii="Calibri" w:eastAsia="Calibri" w:hAnsi="Calibri" w:cs="Calibri"/>
-              </w:rPr>
-              <w:t>bot_port</w:t>
+              <w:t>sp_bot_port</w:t>
             </w:r>
             <w:r>
               <w:rPr>
@@ -15672,14 +14869,6 @@
         </w:tc>
       </w:tr>
       <w:tr>
-        <w:tblPrEx>
-          <w:tblCellMar>
-            <w:top w:w="0" w:type="dxa"/>
-            <w:left w:w="0" w:type="dxa"/>
-            <w:bottom w:w="0" w:type="dxa"/>
-            <w:right w:w="0" w:type="dxa"/>
-          </w:tblCellMar>
-        </w:tblPrEx>
         <w:trPr>
           <w:trHeight w:val="231"/>
         </w:trPr>
@@ -15745,13 +14934,7 @@
               <w:rPr>
                 <w:rFonts w:ascii="Calibri" w:eastAsia="Calibri" w:hAnsi="Calibri" w:cs="Calibri"/>
               </w:rPr>
-              <w:t>sp_bot_</w:t>
-            </w:r>
-            <w:r>
-              <w:rPr>
-                <w:rFonts w:ascii="Calibri" w:eastAsia="Calibri" w:hAnsi="Calibri" w:cs="Calibri"/>
-              </w:rPr>
-              <w:t>gmv</w:t>
+              <w:t>sp_bot_gmv</w:t>
             </w:r>
             <w:r>
               <w:rPr>
@@ -15771,13 +14954,7 @@
               <w:rPr>
                 <w:rFonts w:ascii="Calibri" w:eastAsia="Calibri" w:hAnsi="Calibri" w:cs="Calibri"/>
               </w:rPr>
-              <w:t>sp_bot_</w:t>
-            </w:r>
-            <w:r>
-              <w:rPr>
-                <w:rFonts w:ascii="Calibri" w:eastAsia="Calibri" w:hAnsi="Calibri" w:cs="Calibri"/>
-              </w:rPr>
-              <w:t>gmv</w:t>
+              <w:t>sp_bot_gmv</w:t>
             </w:r>
             <w:r>
               <w:rPr>
@@ -15802,14 +14979,6 @@
         </w:tc>
       </w:tr>
       <w:tr>
-        <w:tblPrEx>
-          <w:tblCellMar>
-            <w:top w:w="0" w:type="dxa"/>
-            <w:left w:w="0" w:type="dxa"/>
-            <w:bottom w:w="0" w:type="dxa"/>
-            <w:right w:w="0" w:type="dxa"/>
-          </w:tblCellMar>
-        </w:tblPrEx>
         <w:trPr>
           <w:trHeight w:val="231"/>
         </w:trPr>
@@ -15875,13 +15044,7 @@
               <w:rPr>
                 <w:rFonts w:ascii="Calibri" w:eastAsia="Calibri" w:hAnsi="Calibri" w:cs="Calibri"/>
               </w:rPr>
-              <w:t>sp_</w:t>
-            </w:r>
-            <w:r>
-              <w:rPr>
-                <w:rFonts w:ascii="Calibri" w:eastAsia="Calibri" w:hAnsi="Calibri" w:cs="Calibri"/>
-              </w:rPr>
-              <w:t>reset</w:t>
+              <w:t>sp_reset</w:t>
             </w:r>
             <w:r>
               <w:rPr>
@@ -15901,13 +15064,7 @@
               <w:rPr>
                 <w:rFonts w:ascii="Calibri" w:eastAsia="Calibri" w:hAnsi="Calibri" w:cs="Calibri"/>
               </w:rPr>
-              <w:t>sp_</w:t>
-            </w:r>
-            <w:r>
-              <w:rPr>
-                <w:rFonts w:ascii="Calibri" w:eastAsia="Calibri" w:hAnsi="Calibri" w:cs="Calibri"/>
-              </w:rPr>
-              <w:t>reset</w:t>
+              <w:t>sp_reset</w:t>
             </w:r>
             <w:r>
               <w:rPr>
@@ -15932,14 +15089,6 @@
         </w:tc>
       </w:tr>
       <w:tr>
-        <w:tblPrEx>
-          <w:tblCellMar>
-            <w:top w:w="0" w:type="dxa"/>
-            <w:left w:w="0" w:type="dxa"/>
-            <w:bottom w:w="0" w:type="dxa"/>
-            <w:right w:w="0" w:type="dxa"/>
-          </w:tblCellMar>
-        </w:tblPrEx>
         <w:trPr>
           <w:trHeight w:val="231"/>
         </w:trPr>
@@ -16005,13 +15154,7 @@
               <w:rPr>
                 <w:rFonts w:ascii="Calibri" w:eastAsia="Calibri" w:hAnsi="Calibri" w:cs="Calibri"/>
               </w:rPr>
-              <w:t>sp_</w:t>
-            </w:r>
-            <w:r>
-              <w:rPr>
-                <w:rFonts w:ascii="Calibri" w:eastAsia="Calibri" w:hAnsi="Calibri" w:cs="Calibri"/>
-              </w:rPr>
-              <w:t>det_test</w:t>
+              <w:t>sp_det_test</w:t>
             </w:r>
             <w:r>
               <w:rPr>
@@ -16031,13 +15174,7 @@
               <w:rPr>
                 <w:rFonts w:ascii="Calibri" w:eastAsia="Calibri" w:hAnsi="Calibri" w:cs="Calibri"/>
               </w:rPr>
-              <w:t>sp_</w:t>
-            </w:r>
-            <w:r>
-              <w:rPr>
-                <w:rFonts w:ascii="Calibri" w:eastAsia="Calibri" w:hAnsi="Calibri" w:cs="Calibri"/>
-              </w:rPr>
-              <w:t>det_test</w:t>
+              <w:t>sp_det_test</w:t>
             </w:r>
             <w:r>
               <w:rPr>
@@ -16062,20 +15199,13 @@
         </w:tc>
       </w:tr>
       <w:tr>
-        <w:tblPrEx>
-          <w:tblCellMar>
-            <w:top w:w="0" w:type="dxa"/>
-            <w:left w:w="0" w:type="dxa"/>
-            <w:bottom w:w="0" w:type="dxa"/>
-            <w:right w:w="0" w:type="dxa"/>
-          </w:tblCellMar>
-        </w:tblPrEx>
         <w:trPr>
           <w:trHeight w:val="231"/>
         </w:trPr>
         <w:tc>
           <w:tcPr>
-            <w:tcW w:w="4509" w:type="dxa"/>
+            <w:tcW w:w="9019" w:type="dxa"/>
+            <w:gridSpan w:val="2"/>
             <w:tcBorders>
               <w:top w:val="nil"/>
               <w:left w:val="nil"/>
@@ -16106,32 +15236,13 @@
               </w:rPr>
               <w:t>NOTA:</w:t>
             </w:r>
-          </w:p>
-        </w:tc>
-        <w:tc>
-          <w:tcPr>
-            <w:tcW w:w="4510" w:type="dxa"/>
-            <w:tcBorders>
-              <w:top w:val="nil"/>
-              <w:left w:val="nil"/>
-              <w:bottom w:val="nil"/>
-              <w:right w:val="nil"/>
-            </w:tcBorders>
-            <w:tcMar>
-              <w:top w:w="80" w:type="dxa"/>
-              <w:left w:w="80" w:type="dxa"/>
-              <w:bottom w:w="80" w:type="dxa"/>
-              <w:right w:w="80" w:type="dxa"/>
-            </w:tcMar>
-          </w:tcPr>
-          <w:p>
-            <w:pPr>
-              <w:pStyle w:val="CorpoA"/>
-              <w:spacing w:after="200"/>
-              <w:rPr>
-                <w:rFonts w:ascii="Calibri" w:eastAsia="Calibri" w:hAnsi="Calibri" w:cs="Calibri"/>
-              </w:rPr>
-            </w:pPr>
+            <w:r>
+              <w:rPr>
+                <w:rFonts w:ascii="Calibri" w:hAnsi="Calibri"/>
+                <w:lang w:val="pt-PT"/>
+              </w:rPr>
+              <w:t xml:space="preserve"> </w:t>
+            </w:r>
             <w:r>
               <w:rPr>
                 <w:rFonts w:ascii="Calibri" w:eastAsia="Calibri" w:hAnsi="Calibri" w:cs="Calibri"/>
@@ -16156,21 +15267,6 @@
         </w:tc>
       </w:tr>
     </w:tbl>
-    <w:p>
-      <w:pPr>
-        <w:pStyle w:val="CorpoA"/>
-        <w:widowControl w:val="0"/>
-        <w:spacing w:after="200" w:line="240" w:lineRule="auto"/>
-        <w:ind w:left="108" w:hanging="108"/>
-        <w:rPr>
-          <w:rFonts w:ascii="Calibri" w:eastAsia="Calibri" w:hAnsi="Calibri" w:cs="Calibri"/>
-          <w:b/>
-          <w:bCs/>
-          <w:color w:val="1F497D"/>
-          <w:u w:color="1F497D"/>
-        </w:rPr>
-      </w:pPr>
-    </w:p>
     <w:p>
       <w:pPr>
         <w:pStyle w:val="CorpoA"/>
@@ -16909,7 +16005,8 @@
         </w:trPr>
         <w:tc>
           <w:tcPr>
-            <w:tcW w:w="0" w:type="auto"/>
+            <w:tcW w:w="8386" w:type="dxa"/>
+            <w:gridSpan w:val="2"/>
             <w:tcMar>
               <w:top w:w="120" w:type="dxa"/>
               <w:left w:w="180" w:type="dxa"/>
@@ -16935,28 +16032,14 @@
               </w:rPr>
               <w:t>NOTA:</w:t>
             </w:r>
-          </w:p>
-        </w:tc>
-        <w:tc>
-          <w:tcPr>
-            <w:tcW w:w="6493" w:type="dxa"/>
-            <w:tcMar>
-              <w:top w:w="120" w:type="dxa"/>
-              <w:left w:w="180" w:type="dxa"/>
-              <w:bottom w:w="120" w:type="dxa"/>
-              <w:right w:w="180" w:type="dxa"/>
-            </w:tcMar>
-            <w:vAlign w:val="center"/>
-            <w:hideMark/>
-          </w:tcPr>
-          <w:p>
-            <w:pPr>
-              <w:pStyle w:val="CorpoA"/>
-              <w:spacing w:before="240" w:after="240"/>
-              <w:rPr>
-                <w:rFonts w:ascii="Calibri" w:eastAsia="Calibri" w:hAnsi="Calibri" w:cs="Calibri"/>
-              </w:rPr>
-            </w:pPr>
+            <w:r>
+              <w:rPr>
+                <w:rFonts w:ascii="Calibri" w:eastAsia="Calibri" w:hAnsi="Calibri" w:cs="Calibri"/>
+                <w:b/>
+                <w:bCs/>
+              </w:rPr>
+              <w:t xml:space="preserve"> </w:t>
+            </w:r>
             <w:r>
               <w:rPr>
                 <w:rFonts w:ascii="Calibri" w:eastAsia="Calibri" w:hAnsi="Calibri" w:cs="Calibri"/>
@@ -17071,8 +16154,8 @@
       </w:r>
     </w:p>
     <w:sectPr>
-      <w:headerReference w:type="default" r:id="rId6"/>
-      <w:footerReference w:type="default" r:id="rId7"/>
+      <w:headerReference w:type="default" r:id="rId7"/>
+      <w:footerReference w:type="default" r:id="rId8"/>
       <w:pgSz w:w="11900" w:h="16840"/>
       <w:pgMar w:top="1417" w:right="1440" w:bottom="1440" w:left="1440" w:header="0" w:footer="0" w:gutter="0"/>
       <w:pgNumType w:start="1"/>
@@ -17645,6 +16728,7 @@
   <w:style w:type="character" w:default="1" w:styleId="Fontepargpadro">
     <w:name w:val="Default Paragraph Font"/>
     <w:uiPriority w:val="1"/>
+    <w:semiHidden/>
     <w:unhideWhenUsed/>
   </w:style>
   <w:style w:type="table" w:default="1" w:styleId="Tabelanormal">
@@ -18808,4 +17892,16 @@
   </a:objectDefaults>
   <a:extraClrSchemeLst/>
 </a:theme>
+</file>
+
+<file path=customXml/item1.xml><?xml version="1.0" encoding="utf-8"?>
+<b:Sources xmlns:b="http://schemas.openxmlformats.org/officeDocument/2006/bibliography" xmlns="http://schemas.openxmlformats.org/officeDocument/2006/bibliography" SelectedStyle="\APASixthEditionOfficeOnline.xsl" StyleName="APA" Version="6"/>
+</file>
+
+<file path=customXml/itemProps1.xml><?xml version="1.0" encoding="utf-8"?>
+<ds:datastoreItem xmlns:ds="http://schemas.openxmlformats.org/officeDocument/2006/customXml" ds:itemID="{935DF7F1-43D3-4CA4-8110-4B7A1C4C647F}">
+  <ds:schemaRefs>
+    <ds:schemaRef ds:uri="http://schemas.openxmlformats.org/officeDocument/2006/bibliography"/>
+  </ds:schemaRefs>
+</ds:datastoreItem>
 </file>